--- a/ERD_BankDatabase-Final.docx
+++ b/ERD_BankDatabase-Final.docx
@@ -10,6 +10,7 @@
           <w:bCs/>
           <w:sz w:val="32"/>
           <w:szCs w:val="32"/>
+          <w:lang w:val="pt-BR"/>
         </w:rPr>
       </w:pPr>
       <w:r>
@@ -18,22 +19,17 @@
           <w:bCs/>
           <w:sz w:val="32"/>
           <w:szCs w:val="32"/>
-        </w:rPr>
-        <w:t>SKS National Bank</w:t>
+          <w:lang w:val="pt-BR"/>
+        </w:rPr>
+        <w:t>SKS National Bank: ERD</w:t>
       </w:r>
-      <w:r>
-        <w:rPr>
-          <w:b/>
-          <w:bCs/>
-          <w:sz w:val="32"/>
-          <w:szCs w:val="32"/>
-        </w:rPr>
-        <w:t>: ERD</w:t>
-      </w:r>
     </w:p>
     <w:p>
       <w:pPr>
         <w:jc w:val="center"/>
+        <w:rPr>
+          <w:lang w:val="pt-BR"/>
+        </w:rPr>
       </w:pPr>
     </w:p>
     <w:p>
@@ -61,16 +57,8 @@
         <w:rPr>
           <w:lang w:val="pt-BR"/>
         </w:rPr>
-        <w:t xml:space="preserve">Lorenzo Loureiro </w:t>
+        <w:t>Lorenzo Loureiro Ronzani</w:t>
       </w:r>
-      <w:proofErr w:type="spellStart"/>
-      <w:r>
-        <w:rPr>
-          <w:lang w:val="pt-BR"/>
-        </w:rPr>
-        <w:t>Ronzani</w:t>
-      </w:r>
-      <w:proofErr w:type="spellEnd"/>
     </w:p>
     <w:p>
       <w:pPr>
@@ -126,42 +114,14 @@
         <w:rPr>
           <w:lang w:val="pt-BR"/>
         </w:rPr>
-        <w:t>DATA2201</w:t>
+        <w:t>DATA2201: Relational Da</w:t>
       </w:r>
       <w:r>
         <w:rPr>
           <w:lang w:val="pt-BR"/>
         </w:rPr>
-        <w:t xml:space="preserve">: </w:t>
-      </w:r>
-      <w:proofErr w:type="spellStart"/>
-      <w:r>
-        <w:rPr>
-          <w:lang w:val="pt-BR"/>
-        </w:rPr>
-        <w:t>Relational</w:t>
-      </w:r>
-      <w:proofErr w:type="spellEnd"/>
-      <w:r>
-        <w:rPr>
-          <w:lang w:val="pt-BR"/>
-        </w:rPr>
-        <w:t xml:space="preserve"> </w:t>
-      </w:r>
-      <w:proofErr w:type="spellStart"/>
-      <w:r>
-        <w:rPr>
-          <w:lang w:val="pt-BR"/>
-        </w:rPr>
-        <w:t>Da</w:t>
-      </w:r>
-      <w:r>
-        <w:rPr>
-          <w:lang w:val="pt-BR"/>
-        </w:rPr>
         <w:t>tabase</w:t>
       </w:r>
-      <w:proofErr w:type="spellEnd"/>
     </w:p>
     <w:p>
       <w:pPr>
@@ -246,16 +206,30 @@
           <w:lang w:val="pt-BR"/>
         </w:rPr>
       </w:pPr>
+    </w:p>
+    <w:p>
+      <w:pPr>
+        <w:rPr>
+          <w:lang w:val="pt-BR"/>
+        </w:rPr>
+      </w:pPr>
+    </w:p>
+    <w:p>
+      <w:pPr>
+        <w:jc w:val="center"/>
+        <w:rPr>
+          <w:lang w:val="pt-BR"/>
+        </w:rPr>
+      </w:pPr>
       <w:r>
         <w:rPr>
           <w:lang w:val="pt-BR"/>
         </w:rPr>
-        <w:lastRenderedPageBreak/>
         <w:drawing>
-          <wp:inline distT="0" distB="0" distL="0" distR="0" wp14:anchorId="52DE8BC0" wp14:editId="070C7AAA">
-            <wp:extent cx="9252126" cy="6315075"/>
-            <wp:effectExtent l="0" t="0" r="6350" b="0"/>
-            <wp:docPr id="1841172477" name="Picture 1" descr="A computer screen shot of a computer&#10;&#10;AI-generated content may be incorrect."/>
+          <wp:inline distT="0" distB="0" distL="0" distR="0" wp14:anchorId="6DC48EC4" wp14:editId="7E9CACF1">
+            <wp:extent cx="6340389" cy="5585944"/>
+            <wp:effectExtent l="0" t="0" r="3810" b="0"/>
+            <wp:docPr id="549584176" name="Picture 1" descr="A screenshot of a computer&#10;&#10;AI-generated content may be incorrect."/>
             <wp:cNvGraphicFramePr>
               <a:graphicFrameLocks xmlns:a="http://schemas.openxmlformats.org/drawingml/2006/main" noChangeAspect="1"/>
             </wp:cNvGraphicFramePr>
@@ -263,7 +237,7 @@
               <a:graphicData uri="http://schemas.openxmlformats.org/drawingml/2006/picture">
                 <pic:pic xmlns:pic="http://schemas.openxmlformats.org/drawingml/2006/picture">
                   <pic:nvPicPr>
-                    <pic:cNvPr id="1841172477" name="Picture 1" descr="A computer screen shot of a computer&#10;&#10;AI-generated content may be incorrect."/>
+                    <pic:cNvPr id="549584176" name="Picture 1" descr="A screenshot of a computer&#10;&#10;AI-generated content may be incorrect."/>
                     <pic:cNvPicPr/>
                   </pic:nvPicPr>
                   <pic:blipFill>
@@ -275,7 +249,7 @@
                   <pic:spPr>
                     <a:xfrm>
                       <a:off x="0" y="0"/>
-                      <a:ext cx="9256660" cy="6318170"/>
+                      <a:ext cx="6340389" cy="5585944"/>
                     </a:xfrm>
                     <a:prstGeom prst="rect">
                       <a:avLst/>
@@ -290,13 +264,7 @@
     </w:p>
     <w:p>
       <w:pPr>
-        <w:rPr>
-          <w:lang w:val="pt-BR"/>
-        </w:rPr>
-      </w:pPr>
-    </w:p>
-    <w:p>
-      <w:pPr>
+        <w:jc w:val="center"/>
         <w:rPr>
           <w:lang w:val="pt-BR"/>
         </w:rPr>
@@ -307,10 +275,10 @@
         </w:rPr>
         <w:lastRenderedPageBreak/>
         <w:drawing>
-          <wp:inline distT="0" distB="0" distL="0" distR="0" wp14:anchorId="7491E39E" wp14:editId="37FC2943">
-            <wp:extent cx="9144000" cy="6137868"/>
-            <wp:effectExtent l="0" t="0" r="0" b="0"/>
-            <wp:docPr id="1048864383" name="Picture 1" descr="A screenshot of a computer&#10;&#10;AI-generated content may be incorrect."/>
+          <wp:inline distT="0" distB="0" distL="0" distR="0" wp14:anchorId="19763598" wp14:editId="5D59CF09">
+            <wp:extent cx="6343650" cy="5770475"/>
+            <wp:effectExtent l="0" t="0" r="0" b="1905"/>
+            <wp:docPr id="1758532712" name="Picture 1" descr="A screenshot of a computer&#10;&#10;AI-generated content may be incorrect."/>
             <wp:cNvGraphicFramePr>
               <a:graphicFrameLocks xmlns:a="http://schemas.openxmlformats.org/drawingml/2006/main" noChangeAspect="1"/>
             </wp:cNvGraphicFramePr>
@@ -318,7 +286,7 @@
               <a:graphicData uri="http://schemas.openxmlformats.org/drawingml/2006/picture">
                 <pic:pic xmlns:pic="http://schemas.openxmlformats.org/drawingml/2006/picture">
                   <pic:nvPicPr>
-                    <pic:cNvPr id="1048864383" name="Picture 1" descr="A screenshot of a computer&#10;&#10;AI-generated content may be incorrect."/>
+                    <pic:cNvPr id="1758532712" name="Picture 1" descr="A screenshot of a computer&#10;&#10;AI-generated content may be incorrect."/>
                     <pic:cNvPicPr/>
                   </pic:nvPicPr>
                   <pic:blipFill>
@@ -330,7 +298,7 @@
                   <pic:spPr>
                     <a:xfrm>
                       <a:off x="0" y="0"/>
-                      <a:ext cx="9148976" cy="6141208"/>
+                      <a:ext cx="6354700" cy="5780526"/>
                     </a:xfrm>
                     <a:prstGeom prst="rect">
                       <a:avLst/>
@@ -956,6 +924,7 @@
   <w:style w:type="character" w:default="1" w:styleId="DefaultParagraphFont">
     <w:name w:val="Default Paragraph Font"/>
     <w:uiPriority w:val="1"/>
+    <w:semiHidden/>
     <w:unhideWhenUsed/>
   </w:style>
   <w:style w:type="table" w:default="1" w:styleId="TableNormal">
